--- a/course-docs/01-Example-module.docx
+++ b/course-docs/01-Example-module.docx
@@ -30,7 +30,7 @@
     </w:p>
     <w:p>
       <w:r>
-        <w:t xml:space="preserve">To add a module, add another Word or PDF file to course-docs/, then run npm run build-course. Assessment questions are drafted for you to review.</w:t>
+        <w:t xml:space="preserve">To add a module, add another Word or PDF file to course-docs/, then run npm run build-course. Assessment questions are written by hand in the module’s assessment file.</w:t>
       </w:r>
     </w:p>
   </w:body>
